--- a/Educatie/Opleiding per centrum/PARADISE_opleiding_Kortrijk.docx
+++ b/Educatie/Opleiding per centrum/PARADISE_opleiding_Kortrijk.docx
@@ -1257,7 +1257,7 @@
           <w:color w:val="1B2630"/>
           <w:sz w:val="18"/>
         </w:rPr>
-        <w:t>U kiest op de fiche; de data van SEBIA 3 tot 6 zijn voorstellen van Fabienne Dobbels, die de SEBIA-opleiding geeft.</w:t>
+        <w:t>U kiest op de fiche. De data van SEBIA 3 tot 6 zijn nog voorstellen; SEBIA geeft Fabienne Dobbels.</w:t>
       </w:r>
     </w:p>
     <w:p>

--- a/Educatie/Opleiding per centrum/PARADISE_opleiding_Kortrijk.docx
+++ b/Educatie/Opleiding per centrum/PARADISE_opleiding_Kortrijk.docx
@@ -38,7 +38,7 @@
           <w:color w:val="5A6A78"/>
           <w:sz w:val="17"/>
         </w:rPr>
-        <w:t>Uw opleiding, november 2026 tot november 2027  ·  stand op 7 oktober 2026  ·  voorstel, te bevestigen met de fiche op de volgende pagina</w:t>
+        <w:t>Stand op 7 oktober 2026  ·  voorstel, te bevestigen met de fiche op pagina 2</w:t>
       </w:r>
     </w:p>
     <w:tbl>
@@ -212,7 +212,7 @@
                 <w:color w:val="1B2630"/>
                 <w:sz w:val="17"/>
               </w:rPr>
-              <w:t>online, opgenomen · 1,5 u</w:t>
+              <w:t>online, opgenomen · 1,5 u</w:t>
             </w:r>
           </w:p>
         </w:tc>
@@ -298,7 +298,7 @@
                 <w:color w:val="1B2630"/>
                 <w:sz w:val="17"/>
               </w:rPr>
-              <w:t>online, opgenomen · 1,5 u</w:t>
+              <w:t>online, opgenomen · 1,5 u</w:t>
             </w:r>
           </w:p>
         </w:tc>
@@ -394,7 +394,7 @@
                 <w:color w:val="1B2630"/>
                 <w:sz w:val="17"/>
               </w:rPr>
-              <w:t>in uw centrum · 2 u, eerst theorie, dan praktijk</w:t>
+              <w:t>in uw centrum · 2 u: theorie, dan praktijk</w:t>
             </w:r>
           </w:p>
         </w:tc>
@@ -415,7 +415,7 @@
                 <w:color w:val="1B2630"/>
                 <w:sz w:val="17"/>
               </w:rPr>
-              <w:t>podologen; artsen kunnen aansluiten bij de theorie</w:t>
+              <w:t>podologen; artsen kunnen bij de theorie</w:t>
             </w:r>
           </w:p>
         </w:tc>
@@ -480,7 +480,7 @@
                 <w:color w:val="1B2630"/>
                 <w:sz w:val="17"/>
               </w:rPr>
-              <w:t>online, opgenomen · 1,5 u</w:t>
+              <w:t>online, opgenomen · 1,5 u</w:t>
             </w:r>
           </w:p>
         </w:tc>
@@ -545,7 +545,7 @@
                 <w:color w:val="1B2630"/>
                 <w:sz w:val="17"/>
               </w:rPr>
-              <w:t>Zelftest: de vragenlijsten eens zelf invullen</w:t>
+              <w:t>Zelftest vragenlijsten</w:t>
             </w:r>
           </w:p>
         </w:tc>
@@ -662,7 +662,7 @@
                 <w:color w:val="1B2630"/>
                 <w:sz w:val="17"/>
               </w:rPr>
-              <w:t>samen met de 1e podoloog van Brugge, plaats volgt · 4 u</w:t>
+              <w:t>met de 1e podoloog van Brugge, plaats volgt · 4 u</w:t>
             </w:r>
           </w:p>
         </w:tc>
@@ -748,7 +748,7 @@
                 <w:color w:val="1B2630"/>
                 <w:sz w:val="17"/>
               </w:rPr>
-              <w:t>online, opgenomen · 2 u</w:t>
+              <w:t>online, opgenomen · 2 u</w:t>
             </w:r>
           </w:p>
         </w:tc>
@@ -823,7 +823,7 @@
                 <w:color w:val="1B2630"/>
                 <w:sz w:val="17"/>
               </w:rPr>
-              <w:t>Droogloop: vier visites op een verzonnen deelnemer</w:t>
+              <w:t>Droogloop van de vier visites</w:t>
             </w:r>
           </w:p>
         </w:tc>
@@ -844,7 +844,7 @@
                 <w:color w:val="1B2630"/>
                 <w:sz w:val="17"/>
               </w:rPr>
-              <w:t>in uw centrum · 3,5 u plus 1 u debriefing</w:t>
+              <w:t>in uw centrum · 3,5 u + 1 u nabespreking</w:t>
             </w:r>
           </w:p>
         </w:tc>
@@ -919,7 +919,7 @@
                 <w:color w:val="1B2630"/>
                 <w:sz w:val="17"/>
               </w:rPr>
-              <w:t>SEBIA 3 en 4, voorstel</w:t>
+              <w:t>SEBIA 3 en 4 (voorstel)</w:t>
             </w:r>
           </w:p>
         </w:tc>
@@ -940,7 +940,7 @@
                 <w:color w:val="1B2630"/>
                 <w:sz w:val="17"/>
               </w:rPr>
-              <w:t>samen met de 1e podoloog van Brugge · 4 u</w:t>
+              <w:t>met de 1e podoloog van Brugge · 4 u</w:t>
             </w:r>
           </w:p>
         </w:tc>
@@ -984,7 +984,17 @@
                 <w:color w:val="00407A"/>
                 <w:sz w:val="17"/>
               </w:rPr>
-              <w:t>25 of 26 mrt, of 20–30 apr 2027</w:t>
+              <w:t>25 mrt tot 30 apr 2027</w:t>
+            </w:r>
+          </w:p>
+          <w:p>
+            <w:r>
+              <w:rPr>
+                <w:b w:val="0"/>
+                <w:color w:val="5A6A78"/>
+                <w:sz w:val="15"/>
+              </w:rPr>
+              <w:t>(u kiest de dag op de fiche)</w:t>
             </w:r>
           </w:p>
         </w:tc>
@@ -1026,7 +1036,7 @@
                 <w:color w:val="1B2630"/>
                 <w:sz w:val="17"/>
               </w:rPr>
-              <w:t>in uw centrum, met Fabienne Dobbels · 1,5 u</w:t>
+              <w:t>in uw centrum · 1,5 u per podoloog</w:t>
             </w:r>
           </w:p>
         </w:tc>
@@ -1112,7 +1122,7 @@
                 <w:color w:val="1B2630"/>
                 <w:sz w:val="17"/>
               </w:rPr>
-              <w:t>online · 1 u</w:t>
+              <w:t>online · 1 u</w:t>
             </w:r>
           </w:p>
         </w:tc>
@@ -1235,33 +1245,6 @@
     </w:p>
     <w:p>
       <w:pPr>
-        <w:tabs>
-          <w:tab w:pos="227" w:val="left"/>
-        </w:tabs>
-        <w:spacing w:before="0" w:after="40"/>
-        <w:ind w:left="227" w:hanging="227"/>
-      </w:pPr>
-      <w:r>
-        <w:rPr>
-          <w:b/>
-          <w:color w:val="00407A"/>
-          <w:sz w:val="18"/>
-        </w:rPr>
-        <w:t>·</w:t>
-        <w:tab/>
-        <w:t xml:space="preserve">Datum met optie B. </w:t>
-      </w:r>
-      <w:r>
-        <w:rPr>
-          <w:b w:val="0"/>
-          <w:color w:val="1B2630"/>
-          <w:sz w:val="18"/>
-        </w:rPr>
-        <w:t>U kiest op de fiche. De data van SEBIA 3 tot 6 zijn nog voorstellen; SEBIA geeft Fabienne Dobbels.</w:t>
-      </w:r>
-    </w:p>
-    <w:p>
-      <w:pPr>
         <w:spacing w:before="120" w:after="0"/>
       </w:pPr>
       <w:r>
@@ -1312,7 +1295,7 @@
           <w:color w:val="5A6A78"/>
           <w:sz w:val="17"/>
         </w:rPr>
-        <w:t>Graag ingevuld terug tegen vrijdag 16 oktober, aan janou.debuyser@kuleuven.be. Daarna ligt de kalender vast. De vakjes kunt u in Word aanklikken of op papier aankruisen.</w:t>
+        <w:t>Graag terug tegen vrijdag 16 oktober, aan janou.debuyser@kuleuven.be. De vakjes kunt u in Word aanklikken of op papier aankruisen.</w:t>
       </w:r>
     </w:p>
     <w:p>
@@ -1352,15 +1335,15 @@
         <w:tblLayout w:type="fixed"/>
       </w:tblPr>
       <w:tblGrid>
-        <w:gridCol w:w="3402"/>
-        <w:gridCol w:w="1928"/>
-        <w:gridCol w:w="1928"/>
-        <w:gridCol w:w="2608"/>
+        <w:gridCol w:w="2722"/>
+        <w:gridCol w:w="2155"/>
+        <w:gridCol w:w="2041"/>
+        <w:gridCol w:w="2948"/>
       </w:tblGrid>
       <w:tr>
         <w:tc>
           <w:tcPr>
-            <w:tcW w:type="dxa" w:w="3402"/>
+            <w:tcW w:type="dxa" w:w="2721"/>
             <w:shd w:val="clear" w:color="auto" w:fill="1D8DB0"/>
             <w:tcMar>
               <w:top w:w="40" w:type="dxa"/>
@@ -1382,7 +1365,7 @@
         </w:tc>
         <w:tc>
           <w:tcPr>
-            <w:tcW w:type="dxa" w:w="1928"/>
+            <w:tcW w:type="dxa" w:w="2154"/>
             <w:shd w:val="clear" w:color="auto" w:fill="1D8DB0"/>
             <w:tcMar>
               <w:top w:w="40" w:type="dxa"/>
@@ -1404,7 +1387,7 @@
         </w:tc>
         <w:tc>
           <w:tcPr>
-            <w:tcW w:type="dxa" w:w="1928"/>
+            <w:tcW w:type="dxa" w:w="2041"/>
             <w:shd w:val="clear" w:color="auto" w:fill="1D8DB0"/>
             <w:tcMar>
               <w:top w:w="40" w:type="dxa"/>
@@ -1426,7 +1409,7 @@
         </w:tc>
         <w:tc>
           <w:tcPr>
-            <w:tcW w:type="dxa" w:w="2608"/>
+            <w:tcW w:type="dxa" w:w="2948"/>
             <w:shd w:val="clear" w:color="auto" w:fill="1D8DB0"/>
             <w:tcMar>
               <w:top w:w="40" w:type="dxa"/>
@@ -1450,7 +1433,7 @@
       <w:tr>
         <w:tc>
           <w:tcPr>
-            <w:tcW w:type="dxa" w:w="3402"/>
+            <w:tcW w:type="dxa" w:w="2721"/>
             <w:tcMar>
               <w:top w:w="40" w:type="dxa"/>
               <w:bottom w:w="40" w:type="dxa"/>
@@ -1465,13 +1448,13 @@
                 <w:color w:val="1B2630"/>
                 <w:sz w:val="17"/>
               </w:rPr>
-              <w:t>Technologie, 2 u, in uw centrum</w:t>
+              <w:t>Technologie</w:t>
             </w:r>
           </w:p>
         </w:tc>
         <w:tc>
           <w:tcPr>
-            <w:tcW w:type="dxa" w:w="1928"/>
+            <w:tcW w:type="dxa" w:w="2154"/>
             <w:tcMar>
               <w:top w:w="40" w:type="dxa"/>
               <w:bottom w:w="40" w:type="dxa"/>
@@ -1492,7 +1475,7 @@
         </w:tc>
         <w:tc>
           <w:tcPr>
-            <w:tcW w:type="dxa" w:w="1928"/>
+            <w:tcW w:type="dxa" w:w="2041"/>
             <w:tcMar>
               <w:top w:w="40" w:type="dxa"/>
               <w:bottom w:w="40" w:type="dxa"/>
@@ -1513,7 +1496,7 @@
         </w:tc>
         <w:tc>
           <w:tcPr>
-            <w:tcW w:type="dxa" w:w="2608"/>
+            <w:tcW w:type="dxa" w:w="2948"/>
             <w:tcMar>
               <w:top w:w="40" w:type="dxa"/>
               <w:bottom w:w="40" w:type="dxa"/>
@@ -1606,7 +1589,7 @@
       <w:tr>
         <w:tc>
           <w:tcPr>
-            <w:tcW w:type="dxa" w:w="3402"/>
+            <w:tcW w:type="dxa" w:w="2721"/>
             <w:tcMar>
               <w:top w:w="40" w:type="dxa"/>
               <w:bottom w:w="40" w:type="dxa"/>
@@ -1621,13 +1604,13 @@
                 <w:color w:val="1B2630"/>
                 <w:sz w:val="17"/>
               </w:rPr>
-              <w:t>SEBIA 1 en 2, 4 u, samen met de 1e podoloog van Brugge</w:t>
+              <w:t>SEBIA 1 en 2</w:t>
             </w:r>
           </w:p>
         </w:tc>
         <w:tc>
           <w:tcPr>
-            <w:tcW w:type="dxa" w:w="1928"/>
+            <w:tcW w:type="dxa" w:w="2154"/>
             <w:tcMar>
               <w:top w:w="40" w:type="dxa"/>
               <w:bottom w:w="40" w:type="dxa"/>
@@ -1648,7 +1631,7 @@
         </w:tc>
         <w:tc>
           <w:tcPr>
-            <w:tcW w:type="dxa" w:w="1928"/>
+            <w:tcW w:type="dxa" w:w="2041"/>
             <w:tcMar>
               <w:top w:w="40" w:type="dxa"/>
               <w:bottom w:w="40" w:type="dxa"/>
@@ -1669,163 +1652,7 @@
         </w:tc>
         <w:tc>
           <w:tcPr>
-            <w:tcW w:type="dxa" w:w="2608"/>
-            <w:tcMar>
-              <w:top w:w="40" w:type="dxa"/>
-              <w:bottom w:w="40" w:type="dxa"/>
-              <w:left w:w="80" w:type="dxa"/>
-              <w:right w:w="80" w:type="dxa"/>
-            </w:tcMar>
-          </w:tcPr>
-          <w:p>
-            <w:sdt>
-              <w:sdtPr>
-                <w14:checkbox>
-                  <w14:checked w14:val="0"/>
-                  <w14:checkedState w14:val="2612" w14:font="MS Gothic"/>
-                  <w14:uncheckedState w14:val="2610" w14:font="MS Gothic"/>
-                </w14:checkbox>
-              </w:sdtPr>
-              <w:sdtContent>
-                <w:r>
-                  <w:rPr>
-                    <w:rFonts w:ascii="MS Gothic" w:eastAsia="MS Gothic" w:hAnsi="MS Gothic"/>
-                    <w:sz w:val="20"/>
-                  </w:rPr>
-                  <w:t>☐</w:t>
-                </w:r>
-              </w:sdtContent>
-            </w:sdt>
-            <w:r>
-              <w:rPr>
-                <w:b w:val="0"/>
-                <w:color w:val="1B2630"/>
-                <w:sz w:val="17"/>
-              </w:rPr>
-              <w:t xml:space="preserve"> A   </w:t>
-            </w:r>
-            <w:sdt>
-              <w:sdtPr>
-                <w14:checkbox>
-                  <w14:checked w14:val="0"/>
-                  <w14:checkedState w14:val="2612" w14:font="MS Gothic"/>
-                  <w14:uncheckedState w14:val="2610" w14:font="MS Gothic"/>
-                </w14:checkbox>
-              </w:sdtPr>
-              <w:sdtContent>
-                <w:r>
-                  <w:rPr>
-                    <w:rFonts w:ascii="MS Gothic" w:eastAsia="MS Gothic" w:hAnsi="MS Gothic"/>
-                    <w:sz w:val="20"/>
-                  </w:rPr>
-                  <w:t>☐</w:t>
-                </w:r>
-              </w:sdtContent>
-            </w:sdt>
-            <w:r>
-              <w:rPr>
-                <w:b w:val="0"/>
-                <w:color w:val="1B2630"/>
-                <w:sz w:val="17"/>
-              </w:rPr>
-              <w:t xml:space="preserve"> B   </w:t>
-            </w:r>
-            <w:sdt>
-              <w:sdtPr>
-                <w14:checkbox>
-                  <w14:checked w14:val="0"/>
-                  <w14:checkedState w14:val="2612" w14:font="MS Gothic"/>
-                  <w14:uncheckedState w14:val="2610" w14:font="MS Gothic"/>
-                </w14:checkbox>
-              </w:sdtPr>
-              <w:sdtContent>
-                <w:r>
-                  <w:rPr>
-                    <w:rFonts w:ascii="MS Gothic" w:eastAsia="MS Gothic" w:hAnsi="MS Gothic"/>
-                    <w:sz w:val="20"/>
-                  </w:rPr>
-                  <w:t>☐</w:t>
-                </w:r>
-              </w:sdtContent>
-            </w:sdt>
-            <w:r>
-              <w:rPr>
-                <w:b w:val="0"/>
-                <w:color w:val="1B2630"/>
-                <w:sz w:val="17"/>
-              </w:rPr>
-              <w:t xml:space="preserve"> geen van beide   </w:t>
-            </w:r>
-          </w:p>
-        </w:tc>
-      </w:tr>
-      <w:tr>
-        <w:tc>
-          <w:tcPr>
-            <w:tcW w:type="dxa" w:w="3402"/>
-            <w:tcMar>
-              <w:top w:w="40" w:type="dxa"/>
-              <w:bottom w:w="40" w:type="dxa"/>
-              <w:left w:w="80" w:type="dxa"/>
-              <w:right w:w="80" w:type="dxa"/>
-            </w:tcMar>
-          </w:tcPr>
-          <w:p>
-            <w:r>
-              <w:rPr>
-                <w:b w:val="0"/>
-                <w:color w:val="1B2630"/>
-                <w:sz w:val="17"/>
-              </w:rPr>
-              <w:t>SEBIA 5, 1,5 u per podoloog, in uw centrum, met Fabienne Dobbels</w:t>
-            </w:r>
-          </w:p>
-        </w:tc>
-        <w:tc>
-          <w:tcPr>
-            <w:tcW w:type="dxa" w:w="1928"/>
-            <w:tcMar>
-              <w:top w:w="40" w:type="dxa"/>
-              <w:bottom w:w="40" w:type="dxa"/>
-              <w:left w:w="80" w:type="dxa"/>
-              <w:right w:w="80" w:type="dxa"/>
-            </w:tcMar>
-          </w:tcPr>
-          <w:p>
-            <w:r>
-              <w:rPr>
-                <w:b w:val="0"/>
-                <w:color w:val="1B2630"/>
-                <w:sz w:val="17"/>
-              </w:rPr>
-              <w:t>25 of 26 maart, vóór de paasvakantie</w:t>
-            </w:r>
-          </w:p>
-        </w:tc>
-        <w:tc>
-          <w:tcPr>
-            <w:tcW w:type="dxa" w:w="1928"/>
-            <w:tcMar>
-              <w:top w:w="40" w:type="dxa"/>
-              <w:bottom w:w="40" w:type="dxa"/>
-              <w:left w:w="80" w:type="dxa"/>
-              <w:right w:w="80" w:type="dxa"/>
-            </w:tcMar>
-          </w:tcPr>
-          <w:p>
-            <w:r>
-              <w:rPr>
-                <w:b w:val="0"/>
-                <w:color w:val="1B2630"/>
-                <w:sz w:val="17"/>
-              </w:rPr>
-              <w:t>tussen 20 en 30 april, na de paasvakantie</w:t>
-            </w:r>
-          </w:p>
-        </w:tc>
-        <w:tc>
-          <w:tcPr>
-            <w:tcW w:type="dxa" w:w="2608"/>
+            <w:tcW w:type="dxa" w:w="2948"/>
             <w:tcMar>
               <w:top w:w="40" w:type="dxa"/>
               <w:bottom w:w="40" w:type="dxa"/>
@@ -1953,14 +1780,14 @@
         <w:tblLayout w:type="fixed"/>
       </w:tblPr>
       <w:tblGrid>
-        <w:gridCol w:w="4876"/>
-        <w:gridCol w:w="2608"/>
-        <w:gridCol w:w="2381"/>
+        <w:gridCol w:w="4309"/>
+        <w:gridCol w:w="3289"/>
+        <w:gridCol w:w="2268"/>
       </w:tblGrid>
       <w:tr>
         <w:tc>
           <w:tcPr>
-            <w:tcW w:type="dxa" w:w="4876"/>
+            <w:tcW w:type="dxa" w:w="4309"/>
             <w:shd w:val="clear" w:color="auto" w:fill="1D8DB0"/>
             <w:tcMar>
               <w:top w:w="40" w:type="dxa"/>
@@ -1982,7 +1809,7 @@
         </w:tc>
         <w:tc>
           <w:tcPr>
-            <w:tcW w:type="dxa" w:w="2608"/>
+            <w:tcW w:type="dxa" w:w="3288"/>
             <w:shd w:val="clear" w:color="auto" w:fill="1D8DB0"/>
             <w:tcMar>
               <w:top w:w="40" w:type="dxa"/>
@@ -2004,7 +1831,7 @@
         </w:tc>
         <w:tc>
           <w:tcPr>
-            <w:tcW w:type="dxa" w:w="2381"/>
+            <w:tcW w:type="dxa" w:w="2268"/>
             <w:shd w:val="clear" w:color="auto" w:fill="1D8DB0"/>
             <w:tcMar>
               <w:top w:w="40" w:type="dxa"/>
@@ -2028,7 +1855,7 @@
       <w:tr>
         <w:tc>
           <w:tcPr>
-            <w:tcW w:type="dxa" w:w="4876"/>
+            <w:tcW w:type="dxa" w:w="4309"/>
             <w:tcMar>
               <w:top w:w="40" w:type="dxa"/>
               <w:bottom w:w="40" w:type="dxa"/>
@@ -2043,13 +1870,13 @@
                 <w:color w:val="1B2630"/>
                 <w:sz w:val="17"/>
               </w:rPr>
-              <w:t>Droogloop en debriefing, 4,5 u, in uw centrum</w:t>
+              <w:t>Droogloop</w:t>
             </w:r>
           </w:p>
         </w:tc>
         <w:tc>
           <w:tcPr>
-            <w:tcW w:type="dxa" w:w="2608"/>
+            <w:tcW w:type="dxa" w:w="3288"/>
             <w:tcMar>
               <w:top w:w="40" w:type="dxa"/>
               <w:bottom w:w="40" w:type="dxa"/>
@@ -2070,7 +1897,7 @@
         </w:tc>
         <w:tc>
           <w:tcPr>
-            <w:tcW w:type="dxa" w:w="2381"/>
+            <w:tcW w:type="dxa" w:w="2268"/>
             <w:tcMar>
               <w:top w:w="40" w:type="dxa"/>
               <w:bottom w:w="40" w:type="dxa"/>
@@ -2137,7 +1964,7 @@
       <w:tr>
         <w:tc>
           <w:tcPr>
-            <w:tcW w:type="dxa" w:w="4876"/>
+            <w:tcW w:type="dxa" w:w="4309"/>
             <w:tcMar>
               <w:top w:w="40" w:type="dxa"/>
               <w:bottom w:w="40" w:type="dxa"/>
@@ -2152,13 +1979,13 @@
                 <w:color w:val="1B2630"/>
                 <w:sz w:val="17"/>
               </w:rPr>
-              <w:t>Inhaalslot droogloop</w:t>
+              <w:t>Inhaal droogloop</w:t>
             </w:r>
           </w:p>
         </w:tc>
         <w:tc>
           <w:tcPr>
-            <w:tcW w:type="dxa" w:w="2608"/>
+            <w:tcW w:type="dxa" w:w="3288"/>
             <w:tcMar>
               <w:top w:w="40" w:type="dxa"/>
               <w:bottom w:w="40" w:type="dxa"/>
@@ -2179,7 +2006,7 @@
         </w:tc>
         <w:tc>
           <w:tcPr>
-            <w:tcW w:type="dxa" w:w="2381"/>
+            <w:tcW w:type="dxa" w:w="2268"/>
             <w:tcMar>
               <w:top w:w="40" w:type="dxa"/>
               <w:bottom w:w="40" w:type="dxa"/>
@@ -2246,7 +2073,7 @@
       <w:tr>
         <w:tc>
           <w:tcPr>
-            <w:tcW w:type="dxa" w:w="4876"/>
+            <w:tcW w:type="dxa" w:w="4309"/>
             <w:tcMar>
               <w:top w:w="40" w:type="dxa"/>
               <w:bottom w:w="40" w:type="dxa"/>
@@ -2261,13 +2088,13 @@
                 <w:color w:val="1B2630"/>
                 <w:sz w:val="17"/>
               </w:rPr>
-              <w:t>SEBIA 3 en 4, 4 u, samen met de 1e podoloog van Brugge; inhaal ma 8 mrt</w:t>
+              <w:t>SEBIA 3 en 4</w:t>
             </w:r>
           </w:p>
         </w:tc>
         <w:tc>
           <w:tcPr>
-            <w:tcW w:type="dxa" w:w="2608"/>
+            <w:tcW w:type="dxa" w:w="3288"/>
             <w:tcMar>
               <w:top w:w="40" w:type="dxa"/>
               <w:bottom w:w="40" w:type="dxa"/>
@@ -2288,7 +2115,7 @@
         </w:tc>
         <w:tc>
           <w:tcPr>
-            <w:tcW w:type="dxa" w:w="2381"/>
+            <w:tcW w:type="dxa" w:w="2268"/>
             <w:tcMar>
               <w:top w:w="40" w:type="dxa"/>
               <w:bottom w:w="40" w:type="dxa"/>
@@ -2371,6 +2198,248 @@
           <w:color w:val="00407A"/>
           <w:sz w:val="22"/>
         </w:rPr>
+        <w:t>SEBIA 5: welke dagen passen?</w:t>
+      </w:r>
+    </w:p>
+    <w:p>
+      <w:pPr>
+        <w:spacing w:before="0" w:after="60"/>
+      </w:pPr>
+      <w:r>
+        <w:rPr>
+          <w:b w:val="0"/>
+          <w:color w:val="5A6A78"/>
+          <w:sz w:val="17"/>
+        </w:rPr>
+        <w:t>1,5 u per podoloog, in uw centrum. Dit zijn de dagen die de lesgever, Fabienne Dobbels, opgaf; kruis alles aan wat past.</w:t>
+      </w:r>
+    </w:p>
+    <w:p>
+      <w:pPr>
+        <w:spacing w:before="0" w:after="40"/>
+      </w:pPr>
+      <w:r>
+        <w:rPr>
+          <w:b/>
+          <w:color w:val="00407A"/>
+          <w:sz w:val="18"/>
+        </w:rPr>
+        <w:t xml:space="preserve">Vóór de paasvakantie:   </w:t>
+      </w:r>
+      <w:sdt>
+        <w:sdtPr>
+          <w14:checkbox>
+            <w14:checked w14:val="0"/>
+            <w14:checkedState w14:val="2612" w14:font="MS Gothic"/>
+            <w14:uncheckedState w14:val="2610" w14:font="MS Gothic"/>
+          </w14:checkbox>
+        </w:sdtPr>
+        <w:sdtContent>
+          <w:r>
+            <w:rPr>
+              <w:rFonts w:ascii="MS Gothic" w:eastAsia="MS Gothic" w:hAnsi="MS Gothic"/>
+              <w:sz w:val="20"/>
+            </w:rPr>
+            <w:t>☐</w:t>
+          </w:r>
+        </w:sdtContent>
+      </w:sdt>
+      <w:r>
+        <w:rPr>
+          <w:b w:val="0"/>
+          <w:color w:val="1B2630"/>
+          <w:sz w:val="17"/>
+        </w:rPr>
+        <w:t xml:space="preserve"> do 25 mrt, late namiddag   </w:t>
+      </w:r>
+      <w:sdt>
+        <w:sdtPr>
+          <w14:checkbox>
+            <w14:checked w14:val="0"/>
+            <w14:checkedState w14:val="2612" w14:font="MS Gothic"/>
+            <w14:uncheckedState w14:val="2610" w14:font="MS Gothic"/>
+          </w14:checkbox>
+        </w:sdtPr>
+        <w:sdtContent>
+          <w:r>
+            <w:rPr>
+              <w:rFonts w:ascii="MS Gothic" w:eastAsia="MS Gothic" w:hAnsi="MS Gothic"/>
+              <w:sz w:val="20"/>
+            </w:rPr>
+            <w:t>☐</w:t>
+          </w:r>
+        </w:sdtContent>
+      </w:sdt>
+      <w:r>
+        <w:rPr>
+          <w:b w:val="0"/>
+          <w:color w:val="1B2630"/>
+          <w:sz w:val="17"/>
+        </w:rPr>
+        <w:t xml:space="preserve"> vr 26 mrt   </w:t>
+      </w:r>
+    </w:p>
+    <w:p>
+      <w:pPr>
+        <w:spacing w:before="0" w:after="40"/>
+      </w:pPr>
+      <w:r>
+        <w:rPr>
+          <w:b/>
+          <w:color w:val="00407A"/>
+          <w:sz w:val="18"/>
+        </w:rPr>
+        <w:t xml:space="preserve">Na de paasvakantie:   </w:t>
+      </w:r>
+      <w:sdt>
+        <w:sdtPr>
+          <w14:checkbox>
+            <w14:checked w14:val="0"/>
+            <w14:checkedState w14:val="2612" w14:font="MS Gothic"/>
+            <w14:uncheckedState w14:val="2610" w14:font="MS Gothic"/>
+          </w14:checkbox>
+        </w:sdtPr>
+        <w:sdtContent>
+          <w:r>
+            <w:rPr>
+              <w:rFonts w:ascii="MS Gothic" w:eastAsia="MS Gothic" w:hAnsi="MS Gothic"/>
+              <w:sz w:val="20"/>
+            </w:rPr>
+            <w:t>☐</w:t>
+          </w:r>
+        </w:sdtContent>
+      </w:sdt>
+      <w:r>
+        <w:rPr>
+          <w:b w:val="0"/>
+          <w:color w:val="1B2630"/>
+          <w:sz w:val="17"/>
+        </w:rPr>
+        <w:t xml:space="preserve"> di 20 apr   </w:t>
+      </w:r>
+      <w:sdt>
+        <w:sdtPr>
+          <w14:checkbox>
+            <w14:checked w14:val="0"/>
+            <w14:checkedState w14:val="2612" w14:font="MS Gothic"/>
+            <w14:uncheckedState w14:val="2610" w14:font="MS Gothic"/>
+          </w14:checkbox>
+        </w:sdtPr>
+        <w:sdtContent>
+          <w:r>
+            <w:rPr>
+              <w:rFonts w:ascii="MS Gothic" w:eastAsia="MS Gothic" w:hAnsi="MS Gothic"/>
+              <w:sz w:val="20"/>
+            </w:rPr>
+            <w:t>☐</w:t>
+          </w:r>
+        </w:sdtContent>
+      </w:sdt>
+      <w:r>
+        <w:rPr>
+          <w:b w:val="0"/>
+          <w:color w:val="1B2630"/>
+          <w:sz w:val="17"/>
+        </w:rPr>
+        <w:t xml:space="preserve"> vr 23 apr   </w:t>
+      </w:r>
+      <w:sdt>
+        <w:sdtPr>
+          <w14:checkbox>
+            <w14:checked w14:val="0"/>
+            <w14:checkedState w14:val="2612" w14:font="MS Gothic"/>
+            <w14:uncheckedState w14:val="2610" w14:font="MS Gothic"/>
+          </w14:checkbox>
+        </w:sdtPr>
+        <w:sdtContent>
+          <w:r>
+            <w:rPr>
+              <w:rFonts w:ascii="MS Gothic" w:eastAsia="MS Gothic" w:hAnsi="MS Gothic"/>
+              <w:sz w:val="20"/>
+            </w:rPr>
+            <w:t>☐</w:t>
+          </w:r>
+        </w:sdtContent>
+      </w:sdt>
+      <w:r>
+        <w:rPr>
+          <w:b w:val="0"/>
+          <w:color w:val="1B2630"/>
+          <w:sz w:val="17"/>
+        </w:rPr>
+        <w:t xml:space="preserve"> ma 26 apr, voormiddag   </w:t>
+      </w:r>
+      <w:sdt>
+        <w:sdtPr>
+          <w14:checkbox>
+            <w14:checked w14:val="0"/>
+            <w14:checkedState w14:val="2612" w14:font="MS Gothic"/>
+            <w14:uncheckedState w14:val="2610" w14:font="MS Gothic"/>
+          </w14:checkbox>
+        </w:sdtPr>
+        <w:sdtContent>
+          <w:r>
+            <w:rPr>
+              <w:rFonts w:ascii="MS Gothic" w:eastAsia="MS Gothic" w:hAnsi="MS Gothic"/>
+              <w:sz w:val="20"/>
+            </w:rPr>
+            <w:t>☐</w:t>
+          </w:r>
+        </w:sdtContent>
+      </w:sdt>
+      <w:r>
+        <w:rPr>
+          <w:b w:val="0"/>
+          <w:color w:val="1B2630"/>
+          <w:sz w:val="17"/>
+        </w:rPr>
+        <w:t xml:space="preserve"> di 27 apr   </w:t>
+      </w:r>
+      <w:sdt>
+        <w:sdtPr>
+          <w14:checkbox>
+            <w14:checked w14:val="0"/>
+            <w14:checkedState w14:val="2612" w14:font="MS Gothic"/>
+            <w14:uncheckedState w14:val="2610" w14:font="MS Gothic"/>
+          </w14:checkbox>
+        </w:sdtPr>
+        <w:sdtContent>
+          <w:r>
+            <w:rPr>
+              <w:rFonts w:ascii="MS Gothic" w:eastAsia="MS Gothic" w:hAnsi="MS Gothic"/>
+              <w:sz w:val="20"/>
+            </w:rPr>
+            <w:t>☐</w:t>
+          </w:r>
+        </w:sdtContent>
+      </w:sdt>
+      <w:r>
+        <w:rPr>
+          <w:b w:val="0"/>
+          <w:color w:val="1B2630"/>
+          <w:sz w:val="17"/>
+        </w:rPr>
+        <w:t xml:space="preserve"> vr 30 apr   </w:t>
+      </w:r>
+    </w:p>
+    <w:p>
+      <w:pPr>
+        <w:spacing w:before="200" w:after="80"/>
+      </w:pPr>
+      <w:r>
+        <w:rPr>
+          <w:b/>
+          <w:color w:val="FF7A00"/>
+          <w:sz w:val="22"/>
+        </w:rPr>
+        <w:t xml:space="preserve">4  </w:t>
+      </w:r>
+      <w:r>
+        <w:rPr>
+          <w:b/>
+          <w:color w:val="00407A"/>
+          <w:sz w:val="22"/>
+        </w:rPr>
         <w:t>Wat we nog van u nodig hebben</w:t>
       </w:r>
     </w:p>
@@ -2389,7 +2458,7 @@
     </w:p>
     <w:p>
       <w:pPr>
-        <w:spacing w:before="320" w:after="0"/>
+        <w:spacing w:before="280" w:after="0"/>
         <w:pBdr>
           <w:bottom w:val="single" w:sz="4" w:space="1" w:color="B8C6D2"/>
           <w:between w:val="single" w:sz="4" w:space="1" w:color="B8C6D2"/>
@@ -2411,7 +2480,7 @@
     </w:p>
     <w:p>
       <w:pPr>
-        <w:spacing w:before="320" w:after="0"/>
+        <w:spacing w:before="280" w:after="0"/>
         <w:pBdr>
           <w:bottom w:val="single" w:sz="4" w:space="1" w:color="B8C6D2"/>
           <w:between w:val="single" w:sz="4" w:space="1" w:color="B8C6D2"/>
@@ -2428,7 +2497,7 @@
           <w:color w:val="FF7A00"/>
           <w:sz w:val="22"/>
         </w:rPr>
-        <w:t xml:space="preserve">4  </w:t>
+        <w:t xml:space="preserve">5  </w:t>
       </w:r>
       <w:r>
         <w:rPr>
@@ -2441,7 +2510,7 @@
     </w:p>
     <w:p>
       <w:pPr>
-        <w:spacing w:before="360" w:after="0"/>
+        <w:spacing w:before="320" w:after="0"/>
         <w:pBdr>
           <w:bottom w:val="single" w:sz="4" w:space="1" w:color="B8C6D2"/>
           <w:between w:val="single" w:sz="4" w:space="1" w:color="B8C6D2"/>
@@ -2450,7 +2519,7 @@
     </w:p>
     <w:p>
       <w:pPr>
-        <w:spacing w:before="360" w:after="0"/>
+        <w:spacing w:before="320" w:after="0"/>
         <w:pBdr>
           <w:bottom w:val="single" w:sz="4" w:space="1" w:color="B8C6D2"/>
           <w:between w:val="single" w:sz="4" w:space="1" w:color="B8C6D2"/>
@@ -2459,7 +2528,7 @@
     </w:p>
     <w:p>
       <w:pPr>
-        <w:spacing w:before="360" w:after="0"/>
+        <w:spacing w:before="320" w:after="0"/>
         <w:pBdr>
           <w:bottom w:val="single" w:sz="4" w:space="1" w:color="B8C6D2"/>
           <w:between w:val="single" w:sz="4" w:space="1" w:color="B8C6D2"/>

--- a/Educatie/Opleiding per centrum/PARADISE_opleiding_Kortrijk.docx
+++ b/Educatie/Opleiding per centrum/PARADISE_opleiding_Kortrijk.docx
@@ -38,7 +38,7 @@
           <w:color w:val="5A6A78"/>
           <w:sz w:val="17"/>
         </w:rPr>
-        <w:t>Stand op 7 oktober 2026  ·  voorstel, te bevestigen met de fiche op pagina 2</w:t>
+        <w:t>Stand op 8 oktober 2026  ·  voorstel, te bevestigen met de fiche op pagina 2</w:t>
       </w:r>
     </w:p>
     <w:tbl>
@@ -984,17 +984,7 @@
                 <w:color w:val="00407A"/>
                 <w:sz w:val="17"/>
               </w:rPr>
-              <w:t>25 mrt tot 30 apr 2027</w:t>
-            </w:r>
-          </w:p>
-          <w:p>
-            <w:r>
-              <w:rPr>
-                <w:b w:val="0"/>
-                <w:color w:val="5A6A78"/>
-                <w:sz w:val="15"/>
-              </w:rPr>
-              <w:t>(u kiest de dag op de fiche)</w:t>
+              <w:t>di 20 apr 2027, voormiddag</w:t>
             </w:r>
           </w:p>
         </w:tc>
@@ -1015,7 +1005,7 @@
                 <w:color w:val="1B2630"/>
                 <w:sz w:val="17"/>
               </w:rPr>
-              <w:t>SEBIA 5: booster</w:t>
+              <w:t>SEBIA 5: booster (voorstel)</w:t>
             </w:r>
           </w:p>
         </w:tc>
@@ -2179,31 +2169,119 @@
           </w:p>
         </w:tc>
       </w:tr>
+      <w:tr>
+        <w:tc>
+          <w:tcPr>
+            <w:tcW w:type="dxa" w:w="4309"/>
+            <w:tcMar>
+              <w:top w:w="40" w:type="dxa"/>
+              <w:bottom w:w="40" w:type="dxa"/>
+              <w:left w:w="80" w:type="dxa"/>
+              <w:right w:w="80" w:type="dxa"/>
+            </w:tcMar>
+          </w:tcPr>
+          <w:p>
+            <w:r>
+              <w:rPr>
+                <w:b w:val="0"/>
+                <w:color w:val="1B2630"/>
+                <w:sz w:val="17"/>
+              </w:rPr>
+              <w:t>SEBIA 5</w:t>
+            </w:r>
+          </w:p>
+        </w:tc>
+        <w:tc>
+          <w:tcPr>
+            <w:tcW w:type="dxa" w:w="3288"/>
+            <w:tcMar>
+              <w:top w:w="40" w:type="dxa"/>
+              <w:bottom w:w="40" w:type="dxa"/>
+              <w:left w:w="80" w:type="dxa"/>
+              <w:right w:w="80" w:type="dxa"/>
+            </w:tcMar>
+          </w:tcPr>
+          <w:p>
+            <w:r>
+              <w:rPr>
+                <w:b w:val="0"/>
+                <w:color w:val="1B2630"/>
+                <w:sz w:val="17"/>
+              </w:rPr>
+              <w:t>di 20 apr, voormiddag</w:t>
+            </w:r>
+          </w:p>
+        </w:tc>
+        <w:tc>
+          <w:tcPr>
+            <w:tcW w:type="dxa" w:w="2268"/>
+            <w:tcMar>
+              <w:top w:w="40" w:type="dxa"/>
+              <w:bottom w:w="40" w:type="dxa"/>
+              <w:left w:w="80" w:type="dxa"/>
+              <w:right w:w="80" w:type="dxa"/>
+            </w:tcMar>
+          </w:tcPr>
+          <w:p>
+            <w:sdt>
+              <w:sdtPr>
+                <w14:checkbox>
+                  <w14:checked w14:val="0"/>
+                  <w14:checkedState w14:val="2612" w14:font="MS Gothic"/>
+                  <w14:uncheckedState w14:val="2610" w14:font="MS Gothic"/>
+                </w14:checkbox>
+              </w:sdtPr>
+              <w:sdtContent>
+                <w:r>
+                  <w:rPr>
+                    <w:rFonts w:ascii="MS Gothic" w:eastAsia="MS Gothic" w:hAnsi="MS Gothic"/>
+                    <w:sz w:val="20"/>
+                  </w:rPr>
+                  <w:t>☐</w:t>
+                </w:r>
+              </w:sdtContent>
+            </w:sdt>
+            <w:r>
+              <w:rPr>
+                <w:b w:val="0"/>
+                <w:color w:val="1B2630"/>
+                <w:sz w:val="17"/>
+              </w:rPr>
+              <w:t xml:space="preserve"> ja   </w:t>
+            </w:r>
+            <w:sdt>
+              <w:sdtPr>
+                <w14:checkbox>
+                  <w14:checked w14:val="0"/>
+                  <w14:checkedState w14:val="2612" w14:font="MS Gothic"/>
+                  <w14:uncheckedState w14:val="2610" w14:font="MS Gothic"/>
+                </w14:checkbox>
+              </w:sdtPr>
+              <w:sdtContent>
+                <w:r>
+                  <w:rPr>
+                    <w:rFonts w:ascii="MS Gothic" w:eastAsia="MS Gothic" w:hAnsi="MS Gothic"/>
+                    <w:sz w:val="20"/>
+                  </w:rPr>
+                  <w:t>☐</w:t>
+                </w:r>
+              </w:sdtContent>
+            </w:sdt>
+            <w:r>
+              <w:rPr>
+                <w:b w:val="0"/>
+                <w:color w:val="1B2630"/>
+                <w:sz w:val="17"/>
+              </w:rPr>
+              <w:t xml:space="preserve"> nee   </w:t>
+            </w:r>
+          </w:p>
+        </w:tc>
+      </w:tr>
     </w:tbl>
     <w:p>
       <w:pPr>
-        <w:spacing w:before="200" w:after="80"/>
-      </w:pPr>
-      <w:r>
-        <w:rPr>
-          <w:b/>
-          <w:color w:val="FF7A00"/>
-          <w:sz w:val="22"/>
-        </w:rPr>
-        <w:t xml:space="preserve">3  </w:t>
-      </w:r>
-      <w:r>
-        <w:rPr>
-          <w:b/>
-          <w:color w:val="00407A"/>
-          <w:sz w:val="22"/>
-        </w:rPr>
-        <w:t>SEBIA 5: welke dagen passen?</w:t>
-      </w:r>
-    </w:p>
-    <w:p>
-      <w:pPr>
-        <w:spacing w:before="0" w:after="60"/>
+        <w:spacing w:before="60" w:after="0"/>
       </w:pPr>
       <w:r>
         <w:rPr>
@@ -2211,215 +2289,7 @@
           <w:color w:val="5A6A78"/>
           <w:sz w:val="17"/>
         </w:rPr>
-        <w:t>1,5 u per podoloog, in uw centrum. Dit zijn de dagen die de lesgever, Fabienne Dobbels, opgaf; kruis alles aan wat past.</w:t>
-      </w:r>
-    </w:p>
-    <w:p>
-      <w:pPr>
-        <w:spacing w:before="0" w:after="40"/>
-      </w:pPr>
-      <w:r>
-        <w:rPr>
-          <w:b/>
-          <w:color w:val="00407A"/>
-          <w:sz w:val="18"/>
-        </w:rPr>
-        <w:t xml:space="preserve">Vóór de paasvakantie:   </w:t>
-      </w:r>
-      <w:sdt>
-        <w:sdtPr>
-          <w14:checkbox>
-            <w14:checked w14:val="0"/>
-            <w14:checkedState w14:val="2612" w14:font="MS Gothic"/>
-            <w14:uncheckedState w14:val="2610" w14:font="MS Gothic"/>
-          </w14:checkbox>
-        </w:sdtPr>
-        <w:sdtContent>
-          <w:r>
-            <w:rPr>
-              <w:rFonts w:ascii="MS Gothic" w:eastAsia="MS Gothic" w:hAnsi="MS Gothic"/>
-              <w:sz w:val="20"/>
-            </w:rPr>
-            <w:t>☐</w:t>
-          </w:r>
-        </w:sdtContent>
-      </w:sdt>
-      <w:r>
-        <w:rPr>
-          <w:b w:val="0"/>
-          <w:color w:val="1B2630"/>
-          <w:sz w:val="17"/>
-        </w:rPr>
-        <w:t xml:space="preserve"> do 25 mrt, late namiddag   </w:t>
-      </w:r>
-      <w:sdt>
-        <w:sdtPr>
-          <w14:checkbox>
-            <w14:checked w14:val="0"/>
-            <w14:checkedState w14:val="2612" w14:font="MS Gothic"/>
-            <w14:uncheckedState w14:val="2610" w14:font="MS Gothic"/>
-          </w14:checkbox>
-        </w:sdtPr>
-        <w:sdtContent>
-          <w:r>
-            <w:rPr>
-              <w:rFonts w:ascii="MS Gothic" w:eastAsia="MS Gothic" w:hAnsi="MS Gothic"/>
-              <w:sz w:val="20"/>
-            </w:rPr>
-            <w:t>☐</w:t>
-          </w:r>
-        </w:sdtContent>
-      </w:sdt>
-      <w:r>
-        <w:rPr>
-          <w:b w:val="0"/>
-          <w:color w:val="1B2630"/>
-          <w:sz w:val="17"/>
-        </w:rPr>
-        <w:t xml:space="preserve"> vr 26 mrt   </w:t>
-      </w:r>
-    </w:p>
-    <w:p>
-      <w:pPr>
-        <w:spacing w:before="0" w:after="40"/>
-      </w:pPr>
-      <w:r>
-        <w:rPr>
-          <w:b/>
-          <w:color w:val="00407A"/>
-          <w:sz w:val="18"/>
-        </w:rPr>
-        <w:t xml:space="preserve">Na de paasvakantie:   </w:t>
-      </w:r>
-      <w:sdt>
-        <w:sdtPr>
-          <w14:checkbox>
-            <w14:checked w14:val="0"/>
-            <w14:checkedState w14:val="2612" w14:font="MS Gothic"/>
-            <w14:uncheckedState w14:val="2610" w14:font="MS Gothic"/>
-          </w14:checkbox>
-        </w:sdtPr>
-        <w:sdtContent>
-          <w:r>
-            <w:rPr>
-              <w:rFonts w:ascii="MS Gothic" w:eastAsia="MS Gothic" w:hAnsi="MS Gothic"/>
-              <w:sz w:val="20"/>
-            </w:rPr>
-            <w:t>☐</w:t>
-          </w:r>
-        </w:sdtContent>
-      </w:sdt>
-      <w:r>
-        <w:rPr>
-          <w:b w:val="0"/>
-          <w:color w:val="1B2630"/>
-          <w:sz w:val="17"/>
-        </w:rPr>
-        <w:t xml:space="preserve"> di 20 apr   </w:t>
-      </w:r>
-      <w:sdt>
-        <w:sdtPr>
-          <w14:checkbox>
-            <w14:checked w14:val="0"/>
-            <w14:checkedState w14:val="2612" w14:font="MS Gothic"/>
-            <w14:uncheckedState w14:val="2610" w14:font="MS Gothic"/>
-          </w14:checkbox>
-        </w:sdtPr>
-        <w:sdtContent>
-          <w:r>
-            <w:rPr>
-              <w:rFonts w:ascii="MS Gothic" w:eastAsia="MS Gothic" w:hAnsi="MS Gothic"/>
-              <w:sz w:val="20"/>
-            </w:rPr>
-            <w:t>☐</w:t>
-          </w:r>
-        </w:sdtContent>
-      </w:sdt>
-      <w:r>
-        <w:rPr>
-          <w:b w:val="0"/>
-          <w:color w:val="1B2630"/>
-          <w:sz w:val="17"/>
-        </w:rPr>
-        <w:t xml:space="preserve"> vr 23 apr   </w:t>
-      </w:r>
-      <w:sdt>
-        <w:sdtPr>
-          <w14:checkbox>
-            <w14:checked w14:val="0"/>
-            <w14:checkedState w14:val="2612" w14:font="MS Gothic"/>
-            <w14:uncheckedState w14:val="2610" w14:font="MS Gothic"/>
-          </w14:checkbox>
-        </w:sdtPr>
-        <w:sdtContent>
-          <w:r>
-            <w:rPr>
-              <w:rFonts w:ascii="MS Gothic" w:eastAsia="MS Gothic" w:hAnsi="MS Gothic"/>
-              <w:sz w:val="20"/>
-            </w:rPr>
-            <w:t>☐</w:t>
-          </w:r>
-        </w:sdtContent>
-      </w:sdt>
-      <w:r>
-        <w:rPr>
-          <w:b w:val="0"/>
-          <w:color w:val="1B2630"/>
-          <w:sz w:val="17"/>
-        </w:rPr>
-        <w:t xml:space="preserve"> ma 26 apr, voormiddag   </w:t>
-      </w:r>
-      <w:sdt>
-        <w:sdtPr>
-          <w14:checkbox>
-            <w14:checked w14:val="0"/>
-            <w14:checkedState w14:val="2612" w14:font="MS Gothic"/>
-            <w14:uncheckedState w14:val="2610" w14:font="MS Gothic"/>
-          </w14:checkbox>
-        </w:sdtPr>
-        <w:sdtContent>
-          <w:r>
-            <w:rPr>
-              <w:rFonts w:ascii="MS Gothic" w:eastAsia="MS Gothic" w:hAnsi="MS Gothic"/>
-              <w:sz w:val="20"/>
-            </w:rPr>
-            <w:t>☐</w:t>
-          </w:r>
-        </w:sdtContent>
-      </w:sdt>
-      <w:r>
-        <w:rPr>
-          <w:b w:val="0"/>
-          <w:color w:val="1B2630"/>
-          <w:sz w:val="17"/>
-        </w:rPr>
-        <w:t xml:space="preserve"> di 27 apr   </w:t>
-      </w:r>
-      <w:sdt>
-        <w:sdtPr>
-          <w14:checkbox>
-            <w14:checked w14:val="0"/>
-            <w14:checkedState w14:val="2612" w14:font="MS Gothic"/>
-            <w14:uncheckedState w14:val="2610" w14:font="MS Gothic"/>
-          </w14:checkbox>
-        </w:sdtPr>
-        <w:sdtContent>
-          <w:r>
-            <w:rPr>
-              <w:rFonts w:ascii="MS Gothic" w:eastAsia="MS Gothic" w:hAnsi="MS Gothic"/>
-              <w:sz w:val="20"/>
-            </w:rPr>
-            <w:t>☐</w:t>
-          </w:r>
-        </w:sdtContent>
-      </w:sdt>
-      <w:r>
-        <w:rPr>
-          <w:b w:val="0"/>
-          <w:color w:val="1B2630"/>
-          <w:sz w:val="17"/>
-        </w:rPr>
-        <w:t xml:space="preserve"> vr 30 apr   </w:t>
+        <w:t>Past SEBIA 5 niet? De lesgever, Fabienne Dobbels, kan op meer dagen tussen 20 en 30 april; noteer dan bij de opmerkingen welke dag wel past.</w:t>
       </w:r>
     </w:p>
     <w:p>
@@ -2432,7 +2302,7 @@
           <w:color w:val="FF7A00"/>
           <w:sz w:val="22"/>
         </w:rPr>
-        <w:t xml:space="preserve">4  </w:t>
+        <w:t xml:space="preserve">3  </w:t>
       </w:r>
       <w:r>
         <w:rPr>
@@ -2497,7 +2367,7 @@
           <w:color w:val="FF7A00"/>
           <w:sz w:val="22"/>
         </w:rPr>
-        <w:t xml:space="preserve">5  </w:t>
+        <w:t xml:space="preserve">4  </w:t>
       </w:r>
       <w:r>
         <w:rPr>
